--- a/deliverables/video-3-slides/hit-final/Video_3_HIT_FINAL/SHORTS/Video_3_Short_2_Keep_Proof_Not_Files.docx
+++ b/deliverables/video-3-slides/hit-final/Video_3_HIT_FINAL/SHORTS/Video_3_Short_2_Keep_Proof_Not_Files.docx
@@ -63,7 +63,7 @@
     </w:p>
     <w:p>
       <w:pPr>
-        <w:spacing w:before="0" w:after="320" w:line="312" w:lineRule="auto"/>
+        <w:spacing w:before="0" w:after="200" w:line="312" w:lineRule="auto"/>
         <w:keepLines w:val="1"/>
       </w:pPr>
       <w:r>
@@ -78,7 +78,7 @@
     </w:p>
     <w:p>
       <w:pPr>
-        <w:spacing w:before="400" w:after="160" w:line="312" w:lineRule="auto"/>
+        <w:spacing w:before="240" w:after="160" w:line="312" w:lineRule="auto"/>
         <w:keepLines w:val="1"/>
         <w:keepNext w:val="1"/>
       </w:pPr>
@@ -94,7 +94,7 @@
     </w:p>
     <w:p>
       <w:pPr>
-        <w:spacing w:before="0" w:after="240" w:line="360" w:lineRule="auto"/>
+        <w:spacing w:before="0" w:after="200" w:line="360" w:lineRule="auto"/>
         <w:keepLines w:val="1"/>
       </w:pPr>
       <w:r>
@@ -109,7 +109,7 @@
     </w:p>
     <w:p>
       <w:pPr>
-        <w:spacing w:before="0" w:after="240" w:line="360" w:lineRule="auto"/>
+        <w:spacing w:before="0" w:after="200" w:line="360" w:lineRule="auto"/>
         <w:keepLines w:val="1"/>
       </w:pPr>
       <w:r>
@@ -124,7 +124,7 @@
     </w:p>
     <w:p>
       <w:pPr>
-        <w:spacing w:before="0" w:after="240" w:line="360" w:lineRule="auto"/>
+        <w:spacing w:before="0" w:after="200" w:line="360" w:lineRule="auto"/>
         <w:keepLines w:val="1"/>
       </w:pPr>
       <w:r>
@@ -134,12 +134,12 @@
           <w:color w:val="1A1A1A"/>
           <w:sz w:val="27"/>
         </w:rPr>
-        <w:t>The better habit is to create a permitted record in your own words.</w:t>
+        <w:t>The better habit is the one I want you to build: a permitted record in your own words.</w:t>
       </w:r>
     </w:p>
     <w:p>
       <w:pPr>
-        <w:spacing w:before="0" w:after="240" w:line="360" w:lineRule="auto"/>
+        <w:spacing w:before="0" w:after="200" w:line="360" w:lineRule="auto"/>
         <w:keepLines w:val="1"/>
       </w:pPr>
       <w:r>
@@ -154,7 +154,7 @@
     </w:p>
     <w:p>
       <w:pPr>
-        <w:spacing w:before="0" w:after="240" w:line="360" w:lineRule="auto"/>
+        <w:spacing w:before="0" w:after="200" w:line="360" w:lineRule="auto"/>
         <w:keepLines w:val="1"/>
       </w:pPr>
       <w:r>
@@ -169,7 +169,7 @@
     </w:p>
     <w:p>
       <w:pPr>
-        <w:spacing w:before="0" w:after="240" w:line="360" w:lineRule="auto"/>
+        <w:spacing w:before="0" w:after="200" w:line="360" w:lineRule="auto"/>
         <w:keepLines w:val="1"/>
       </w:pPr>
       <w:r>
@@ -184,7 +184,7 @@
     </w:p>
     <w:p>
       <w:pPr>
-        <w:spacing w:before="0" w:after="240" w:line="360" w:lineRule="auto"/>
+        <w:spacing w:before="0" w:after="200" w:line="360" w:lineRule="auto"/>
         <w:keepLines w:val="1"/>
       </w:pPr>
       <w:r>
@@ -194,12 +194,12 @@
           <w:color w:val="1A1A1A"/>
           <w:sz w:val="27"/>
         </w:rPr>
-        <w:t>What evidence are you actually entitled to retain?</w:t>
+        <w:t>And what evidence are you actually entitled to retain?</w:t>
       </w:r>
     </w:p>
     <w:p>
       <w:pPr>
-        <w:spacing w:before="0" w:after="240" w:line="360" w:lineRule="auto"/>
+        <w:spacing w:before="0" w:after="200" w:line="360" w:lineRule="auto"/>
         <w:keepLines w:val="1"/>
       </w:pPr>
       <w:r>
@@ -214,7 +214,7 @@
     </w:p>
     <w:p>
       <w:pPr>
-        <w:spacing w:before="0" w:after="240" w:line="360" w:lineRule="auto"/>
+        <w:spacing w:before="0" w:after="200" w:line="360" w:lineRule="auto"/>
         <w:keepLines w:val="1"/>
       </w:pPr>
       <w:r>
@@ -224,7 +224,7 @@
           <w:color w:val="1A1A1A"/>
           <w:sz w:val="27"/>
         </w:rPr>
-        <w:t>Not a folder full of somebody else’s material.</w:t>
+        <w:t>Not a folder full of somebody else's material.</w:t>
       </w:r>
     </w:p>
     <w:sectPr>
